--- a/Labs/2.SQL_GS_Interview_Lab/Problem Statements-GS Interview Lab.docx
+++ b/Labs/2.SQL_GS_Interview_Lab/Problem Statements-GS Interview Lab.docx
@@ -720,7 +720,15 @@
         <w:t xml:space="preserve"> (Case B):</w:t>
       </w:r>
       <w:r>
-        <w:t xml:space="preserve"> Write a query to find duplicates in the Student table based on name. Run EXPLAIN ANALYZE.</w:t>
+        <w:t xml:space="preserve"> Write a query to find duplicates in the </w:t>
+      </w:r>
+      <w:proofErr w:type="gramStart"/>
+      <w:r>
+        <w:t>Student</w:t>
+      </w:r>
+      <w:proofErr w:type="gramEnd"/>
+      <w:r>
+        <w:t xml:space="preserve"> table based on name. Run EXPLAIN ANALYZE.</w:t>
       </w:r>
     </w:p>
     <w:p>
@@ -739,16 +747,7 @@
         <w:ind w:left="720"/>
       </w:pPr>
       <w:r>
-        <w:t xml:space="preserve"> </w:t>
-      </w:r>
-      <w:r>
-        <w:t xml:space="preserve">If we are only looking for the names that are duplicated, but we don't need the </w:t>
-      </w:r>
-      <w:r>
-        <w:t xml:space="preserve">    </w:t>
-      </w:r>
-      <w:r>
-        <w:t>count, would a Self-Join be faster than a Group By?</w:t>
+        <w:t xml:space="preserve"> If we are only looking for the names that are duplicated, but we don't need the     count, would a Self-Join be faster than a Group By?</w:t>
       </w:r>
     </w:p>
     <w:p>
@@ -2058,6 +2057,7 @@
   <w:style w:type="character" w:default="1" w:styleId="DefaultParagraphFont">
     <w:name w:val="Default Paragraph Font"/>
     <w:uiPriority w:val="1"/>
+    <w:semiHidden/>
     <w:unhideWhenUsed/>
   </w:style>
   <w:style w:type="table" w:default="1" w:styleId="TableNormal">

--- a/Labs/2.SQL_GS_Interview_Lab/Problem Statements-GS Interview Lab.docx
+++ b/Labs/2.SQL_GS_Interview_Lab/Problem Statements-GS Interview Lab.docx
@@ -317,7 +317,7 @@
         <w:t>Salary Cap:</w:t>
       </w:r>
       <w:r>
-        <w:t xml:space="preserve"> Find the average salary per division, but only for divisions where the average salary is greater than $120,000$.</w:t>
+        <w:t xml:space="preserve"> Find the average salary per division, but only for divisions where the average salary is greater than $120,000.</w:t>
       </w:r>
     </w:p>
     <w:p>
